--- a/report_template/template_main/gBPTMPlus_CustomEdition_BJTR_v1.1.0.docx
+++ b/report_template/template_main/gBPTMPlus_CustomEdition_BJTR_v1.1.0.docx
@@ -114,7 +114,7 @@
                     </wp:anchor>
                   </w:drawing>
                 </mc:Choice>
-                <mc:Fallback xmlns:wpsCustomData="http://www.wps.cn/officeDocument/2013/wpsCustomData" xmlns:w16sdtfl="http://schemas.microsoft.com/office/word/2024/wordml/sdtformatlock" xmlns:w16du="http://schemas.microsoft.com/office/word/2023/wordml/word16du" xmlns:oel="http://schemas.microsoft.com/office/2019/extlst">
+                <mc:Fallback xmlns:oel="http://schemas.microsoft.com/office/2019/extlst" xmlns:w16du="http://schemas.microsoft.com/office/word/2023/wordml/word16du" xmlns:w16sdtfl="http://schemas.microsoft.com/office/word/2024/wordml/sdtformatlock" xmlns:wpsCustomData="http://www.wps.cn/officeDocument/2013/wpsCustomData">
                   <w:pict>
                     <v:shape id="流程图: 接点 92" o:spid="_x0000_s1026" o:spt="120" type="#_x0000_t120" style="position:absolute;left:0pt;margin-left:199.35pt;margin-top:3.25pt;height:25.15pt;width:24.65pt;z-index:-251656192;v-text-anchor:middle;mso-width-relative:page;mso-height-relative:page;" fillcolor="#1E7648" filled="t" stroked="f" coordsize="21600,21600" o:gfxdata="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">
                       <v:fill on="t" focussize="0,0"/>
@@ -245,7 +245,7 @@
                     </wp:anchor>
                   </w:drawing>
                 </mc:Choice>
-                <mc:Fallback xmlns:wpsCustomData="http://www.wps.cn/officeDocument/2013/wpsCustomData" xmlns:w16sdtfl="http://schemas.microsoft.com/office/word/2024/wordml/sdtformatlock" xmlns:w16du="http://schemas.microsoft.com/office/word/2023/wordml/word16du" xmlns:oel="http://schemas.microsoft.com/office/2019/extlst">
+                <mc:Fallback xmlns:oel="http://schemas.microsoft.com/office/2019/extlst" xmlns:w16du="http://schemas.microsoft.com/office/word/2023/wordml/word16du" xmlns:w16sdtfl="http://schemas.microsoft.com/office/word/2024/wordml/sdtformatlock" xmlns:wpsCustomData="http://www.wps.cn/officeDocument/2013/wpsCustomData">
                   <w:pict>
                     <v:roundrect id="矩形: 圆角 69" o:spid="_x0000_s1026" o:spt="2" style="position:absolute;left:0pt;margin-left:-2.75pt;margin-top:3.25pt;height:25.3pt;width:71.3pt;mso-position-horizontal-relative:margin;z-index:-251657216;v-text-anchor:middle;mso-width-relative:page;mso-height-relative:page;" fillcolor="#F2F2F2 [3052]" filled="t" stroked="f" coordsize="21600,21600" arcsize="0.166666666666667" o:gfxdata="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">
                       <v:fill on="t" focussize="0,0"/>
@@ -4440,7 +4440,25 @@
                 <w:sz w:val="17"/>
                 <w:szCs w:val="17"/>
               </w:rPr>
-              <w:t>}}{%if a.hgvs_p != “p.?”%} {{a.hgvs_p}}{%endif%}</w:t>
+              <w:t xml:space="preserve">}}{%if </w:t>
+            </w:r>
+            <w:proofErr w:type="spellStart"/>
+            <w:r>
+              <w:rPr>
+                <w:rFonts w:ascii="思源黑体 CN Normal" w:eastAsia="思源黑体 CN Normal" w:hAnsi="思源黑体 CN Normal"/>
+                <w:sz w:val="17"/>
+                <w:szCs w:val="17"/>
+              </w:rPr>
+              <w:t>a.hgvs_p</w:t>
+            </w:r>
+            <w:proofErr w:type="spellEnd"/>
+            <w:r>
+              <w:rPr>
+                <w:rFonts w:ascii="思源黑体 CN Normal" w:eastAsia="思源黑体 CN Normal" w:hAnsi="思源黑体 CN Normal"/>
+                <w:sz w:val="17"/>
+                <w:szCs w:val="17"/>
+              </w:rPr>
+              <w:t xml:space="preserve"> != “p.?”%} {{a.hgvs_p}}{%endif%}</w:t>
             </w:r>
           </w:p>
           <w:p>
@@ -5074,6 +5092,7 @@
                 <w:sz w:val="17"/>
                 <w:szCs w:val="17"/>
               </w:rPr>
+              <w:lastRenderedPageBreak/>
               <w:t>{%p endif%}</w:t>
             </w:r>
           </w:p>
@@ -5099,6 +5118,7 @@
                 <w:sz w:val="17"/>
                 <w:szCs w:val="17"/>
               </w:rPr>
+              <w:lastRenderedPageBreak/>
               <w:t xml:space="preserve">{%p if </w:t>
             </w:r>
             <w:proofErr w:type="spellStart"/>
@@ -6788,7 +6808,6 @@
                 <w:sz w:val="17"/>
                 <w:szCs w:val="17"/>
               </w:rPr>
-              <w:lastRenderedPageBreak/>
               <w:t xml:space="preserve">{%p </w:t>
             </w:r>
             <w:proofErr w:type="spellStart"/>
@@ -6951,7 +6970,25 @@
                 <w:sz w:val="17"/>
                 <w:szCs w:val="17"/>
               </w:rPr>
-              <w:t>}}{%if a.hgvs_p != “p.?”%} {{a.hgvs_p}}{%endif%}</w:t>
+              <w:t xml:space="preserve">}}{%if </w:t>
+            </w:r>
+            <w:proofErr w:type="spellStart"/>
+            <w:r>
+              <w:rPr>
+                <w:rFonts w:ascii="思源黑体 CN Normal" w:eastAsia="思源黑体 CN Normal" w:hAnsi="思源黑体 CN Normal"/>
+                <w:sz w:val="17"/>
+                <w:szCs w:val="17"/>
+              </w:rPr>
+              <w:t>a.hgvs_p</w:t>
+            </w:r>
+            <w:proofErr w:type="spellEnd"/>
+            <w:r>
+              <w:rPr>
+                <w:rFonts w:ascii="思源黑体 CN Normal" w:eastAsia="思源黑体 CN Normal" w:hAnsi="思源黑体 CN Normal"/>
+                <w:sz w:val="17"/>
+                <w:szCs w:val="17"/>
+              </w:rPr>
+              <w:t xml:space="preserve"> != “p.?”%} {{a.hgvs_p}}{%endif%}</w:t>
             </w:r>
           </w:p>
           <w:p>
@@ -7044,7 +7081,6 @@
                 <w:sz w:val="17"/>
                 <w:szCs w:val="17"/>
               </w:rPr>
-              <w:lastRenderedPageBreak/>
               <w:t>胚系</w:t>
             </w:r>
           </w:p>
@@ -7090,16 +7126,7 @@
                 <w:sz w:val="17"/>
                 <w:szCs w:val="17"/>
               </w:rPr>
-              <w:t>=</w:t>
-            </w:r>
-            <w:r>
-              <w:rPr>
-                <w:rFonts w:ascii="思源黑体 CN Normal" w:eastAsia="思源黑体 CN Normal" w:hAnsi="思源黑体 CN Normal"/>
-                <w:sz w:val="17"/>
-                <w:szCs w:val="17"/>
-              </w:rPr>
-              <w:lastRenderedPageBreak/>
-              <w:t>=”Loss”%}</w:t>
+              <w:t>==”Loss”%}</w:t>
             </w:r>
           </w:p>
           <w:p>
@@ -7555,6 +7582,7 @@
                 <w:sz w:val="17"/>
                 <w:szCs w:val="17"/>
               </w:rPr>
+              <w:lastRenderedPageBreak/>
               <w:t>杂合</w:t>
             </w:r>
           </w:p>
@@ -7640,16 +7668,7 @@
                 <w:sz w:val="17"/>
                 <w:szCs w:val="17"/>
               </w:rPr>
-              <w:t>_n</w:t>
-            </w:r>
-            <w:r>
-              <w:rPr>
-                <w:rFonts w:ascii="思源黑体 CN Normal" w:eastAsia="思源黑体 CN Normal" w:hAnsi="思源黑体 CN Normal"/>
-                <w:sz w:val="17"/>
-                <w:szCs w:val="17"/>
-              </w:rPr>
-              <w:lastRenderedPageBreak/>
-              <w:t>um_g</w:t>
+              <w:t>_num_g</w:t>
             </w:r>
             <w:proofErr w:type="spellEnd"/>
             <w:r>
@@ -7865,7 +7884,6 @@
                 <w:sz w:val="17"/>
                 <w:szCs w:val="17"/>
               </w:rPr>
-              <w:lastRenderedPageBreak/>
               <w:t xml:space="preserve">{%p if </w:t>
             </w:r>
             <w:proofErr w:type="spellStart"/>
@@ -7921,7 +7939,6 @@
                 <w:sz w:val="17"/>
                 <w:szCs w:val="17"/>
               </w:rPr>
-              <w:lastRenderedPageBreak/>
               <w:t>a.evi_sum.evi_split.Prognostic</w:t>
             </w:r>
             <w:proofErr w:type="spellEnd"/>
@@ -8686,7 +8703,6 @@
                 <w:sz w:val="17"/>
                 <w:szCs w:val="17"/>
               </w:rPr>
-              <w:lastRenderedPageBreak/>
               <w:t xml:space="preserve">{%tr </w:t>
             </w:r>
             <w:proofErr w:type="spellStart"/>
@@ -8922,7 +8938,159 @@
           <w:sz w:val="16"/>
           <w:szCs w:val="16"/>
         </w:rPr>
-        <w:t>本报告中胚系变异解读遵循美国医学遗传学和基因组学学会（the American College of Medical Genetics，ACMG）、分子病理协会（the Association for Molecular Pathology，AMP）、美国病理学家学会（the College of American Pathologists，CAP）发布的《遗传变异分类标准与指南》（2015年版），遗传变异分为5个等级：致病性、疑似致病性、意义不明确、疑似良性、良性。</w:t>
+        <w:t>本报告中胚系变异解读遵循</w:t>
+      </w:r>
+      <w:r>
+        <w:rPr>
+          <w:rFonts w:ascii="思源黑体 CN Normal" w:eastAsia="思源黑体 CN Normal" w:hAnsi="思源黑体 CN Normal"/>
+          <w:color w:val="000000" w:themeColor="text1"/>
+          <w:sz w:val="16"/>
+          <w:szCs w:val="16"/>
+        </w:rPr>
+        <w:t>{{</w:t>
+      </w:r>
+      <w:proofErr w:type="spellStart"/>
+      <w:r>
+        <w:rPr>
+          <w:rFonts w:ascii="思源黑体 CN Normal" w:eastAsia="思源黑体 CN Normal" w:hAnsi="思源黑体 CN Normal"/>
+          <w:color w:val="000000" w:themeColor="text1"/>
+          <w:sz w:val="16"/>
+          <w:szCs w:val="16"/>
+        </w:rPr>
+        <w:t>sample.association.ACMG</w:t>
+      </w:r>
+      <w:proofErr w:type="spellEnd"/>
+      <w:r>
+        <w:rPr>
+          <w:rFonts w:ascii="思源黑体 CN Normal" w:eastAsia="思源黑体 CN Normal" w:hAnsi="思源黑体 CN Normal"/>
+          <w:color w:val="000000" w:themeColor="text1"/>
+          <w:sz w:val="16"/>
+          <w:szCs w:val="16"/>
+        </w:rPr>
+        <w:t>}}</w:t>
+      </w:r>
+      <w:r>
+        <w:rPr>
+          <w:rFonts w:ascii="思源黑体 CN Normal" w:eastAsia="思源黑体 CN Normal" w:hAnsi="思源黑体 CN Normal" w:hint="eastAsia"/>
+          <w:color w:val="000000" w:themeColor="text1"/>
+          <w:sz w:val="16"/>
+          <w:szCs w:val="16"/>
+        </w:rPr>
+        <w:t>、</w:t>
+      </w:r>
+      <w:r>
+        <w:rPr>
+          <w:rFonts w:ascii="思源黑体 CN Normal" w:eastAsia="思源黑体 CN Normal" w:hAnsi="思源黑体 CN Normal"/>
+          <w:color w:val="000000" w:themeColor="text1"/>
+          <w:sz w:val="16"/>
+          <w:szCs w:val="16"/>
+        </w:rPr>
+        <w:t>{{</w:t>
+      </w:r>
+      <w:proofErr w:type="spellStart"/>
+      <w:r>
+        <w:rPr>
+          <w:rFonts w:ascii="思源黑体 CN Normal" w:eastAsia="思源黑体 CN Normal" w:hAnsi="思源黑体 CN Normal"/>
+          <w:color w:val="000000" w:themeColor="text1"/>
+          <w:sz w:val="16"/>
+          <w:szCs w:val="16"/>
+        </w:rPr>
+        <w:t>sample.association.AMP</w:t>
+      </w:r>
+      <w:proofErr w:type="spellEnd"/>
+      <w:r>
+        <w:rPr>
+          <w:rFonts w:ascii="思源黑体 CN Normal" w:eastAsia="思源黑体 CN Normal" w:hAnsi="思源黑体 CN Normal"/>
+          <w:color w:val="000000" w:themeColor="text1"/>
+          <w:sz w:val="16"/>
+          <w:szCs w:val="16"/>
+        </w:rPr>
+        <w:t>}}</w:t>
+      </w:r>
+      <w:r>
+        <w:rPr>
+          <w:rFonts w:ascii="思源黑体 CN Normal" w:eastAsia="思源黑体 CN Normal" w:hAnsi="思源黑体 CN Normal" w:hint="eastAsia"/>
+          <w:color w:val="000000" w:themeColor="text1"/>
+          <w:sz w:val="16"/>
+          <w:szCs w:val="16"/>
+        </w:rPr>
+        <w:t>、</w:t>
+      </w:r>
+      <w:r>
+        <w:rPr>
+          <w:rFonts w:ascii="思源黑体 CN Normal" w:eastAsia="思源黑体 CN Normal" w:hAnsi="思源黑体 CN Normal"/>
+          <w:color w:val="000000" w:themeColor="text1"/>
+          <w:sz w:val="16"/>
+          <w:szCs w:val="16"/>
+        </w:rPr>
+        <w:t>{{</w:t>
+      </w:r>
+      <w:proofErr w:type="spellStart"/>
+      <w:r>
+        <w:rPr>
+          <w:rFonts w:ascii="思源黑体 CN Normal" w:eastAsia="思源黑体 CN Normal" w:hAnsi="思源黑体 CN Normal"/>
+          <w:color w:val="000000" w:themeColor="text1"/>
+          <w:sz w:val="16"/>
+          <w:szCs w:val="16"/>
+        </w:rPr>
+        <w:t>sample.association.CAP</w:t>
+      </w:r>
+      <w:proofErr w:type="spellEnd"/>
+      <w:r>
+        <w:rPr>
+          <w:rFonts w:ascii="思源黑体 CN Normal" w:eastAsia="思源黑体 CN Normal" w:hAnsi="思源黑体 CN Normal"/>
+          <w:color w:val="000000" w:themeColor="text1"/>
+          <w:sz w:val="16"/>
+          <w:szCs w:val="16"/>
+        </w:rPr>
+        <w:t>}}</w:t>
+      </w:r>
+      <w:r>
+        <w:rPr>
+          <w:rFonts w:ascii="思源黑体 CN Normal" w:eastAsia="思源黑体 CN Normal" w:hAnsi="思源黑体 CN Normal" w:hint="eastAsia"/>
+          <w:color w:val="000000" w:themeColor="text1"/>
+          <w:sz w:val="16"/>
+          <w:szCs w:val="16"/>
+        </w:rPr>
+        <w:t>发布的</w:t>
+      </w:r>
+      <w:r>
+        <w:rPr>
+          <w:rFonts w:ascii="思源黑体 CN Normal" w:eastAsia="思源黑体 CN Normal" w:hAnsi="思源黑体 CN Normal"/>
+          <w:color w:val="000000" w:themeColor="text1"/>
+          <w:sz w:val="16"/>
+          <w:szCs w:val="16"/>
+        </w:rPr>
+        <w:t>{{</w:t>
+      </w:r>
+      <w:proofErr w:type="spellStart"/>
+      <w:r>
+        <w:rPr>
+          <w:rFonts w:ascii="思源黑体 CN Normal" w:eastAsia="思源黑体 CN Normal" w:hAnsi="思源黑体 CN Normal"/>
+          <w:color w:val="000000" w:themeColor="text1"/>
+          <w:sz w:val="16"/>
+          <w:szCs w:val="16"/>
+        </w:rPr>
+        <w:t>sample.guideline.germline_var</w:t>
+      </w:r>
+      <w:proofErr w:type="spellEnd"/>
+      <w:r>
+        <w:rPr>
+          <w:rFonts w:ascii="思源黑体 CN Normal" w:eastAsia="思源黑体 CN Normal" w:hAnsi="思源黑体 CN Normal"/>
+          <w:color w:val="000000" w:themeColor="text1"/>
+          <w:sz w:val="16"/>
+          <w:szCs w:val="16"/>
+        </w:rPr>
+        <w:t>}}</w:t>
+      </w:r>
+      <w:r>
+        <w:rPr>
+          <w:rFonts w:ascii="思源黑体 CN Normal" w:eastAsia="思源黑体 CN Normal" w:hAnsi="思源黑体 CN Normal" w:hint="eastAsia"/>
+          <w:color w:val="000000" w:themeColor="text1"/>
+          <w:sz w:val="16"/>
+          <w:szCs w:val="16"/>
+        </w:rPr>
+        <w:t>，遗传变异分为5个等级：致病性、疑似致病性、意义不明确、疑似良性、良性。</w:t>
       </w:r>
     </w:p>
     <w:p>
@@ -9370,7 +9538,7 @@
                     </wp:anchor>
                   </w:drawing>
                 </mc:Choice>
-                <mc:Fallback xmlns:wpsCustomData="http://www.wps.cn/officeDocument/2013/wpsCustomData" xmlns:w16sdtfl="http://schemas.microsoft.com/office/word/2024/wordml/sdtformatlock" xmlns:w16du="http://schemas.microsoft.com/office/word/2023/wordml/word16du" xmlns:oel="http://schemas.microsoft.com/office/2019/extlst">
+                <mc:Fallback xmlns:oel="http://schemas.microsoft.com/office/2019/extlst" xmlns:w16du="http://schemas.microsoft.com/office/word/2023/wordml/word16du" xmlns:w16sdtfl="http://schemas.microsoft.com/office/word/2024/wordml/sdtformatlock" xmlns:wpsCustomData="http://www.wps.cn/officeDocument/2013/wpsCustomData">
                   <w:pict>
                     <v:shape id="流程图: 接点 2" o:spid="_x0000_s1026" o:spt="120" type="#_x0000_t120" style="position:absolute;left:0pt;margin-left:170.85pt;margin-top:3.25pt;height:25.15pt;width:24.65pt;z-index:-251654144;v-text-anchor:middle;mso-width-relative:page;mso-height-relative:page;" fillcolor="#1E7648" filled="t" stroked="f" coordsize="21600,21600" o:gfxdata="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">
                       <v:fill on="t" focussize="0,0"/>
@@ -9501,7 +9669,7 @@
                     </wp:anchor>
                   </w:drawing>
                 </mc:Choice>
-                <mc:Fallback xmlns:wpsCustomData="http://www.wps.cn/officeDocument/2013/wpsCustomData" xmlns:w16sdtfl="http://schemas.microsoft.com/office/word/2024/wordml/sdtformatlock" xmlns:w16du="http://schemas.microsoft.com/office/word/2023/wordml/word16du" xmlns:oel="http://schemas.microsoft.com/office/2019/extlst">
+                <mc:Fallback xmlns:oel="http://schemas.microsoft.com/office/2019/extlst" xmlns:w16du="http://schemas.microsoft.com/office/word/2023/wordml/word16du" xmlns:w16sdtfl="http://schemas.microsoft.com/office/word/2024/wordml/sdtformatlock" xmlns:wpsCustomData="http://www.wps.cn/officeDocument/2013/wpsCustomData">
                   <w:pict>
                     <v:roundrect id="矩形: 圆角 3" o:spid="_x0000_s1026" o:spt="2" style="position:absolute;left:0pt;margin-left:-5.4pt;margin-top:3.45pt;height:25.3pt;width:123pt;mso-position-horizontal-relative:margin;z-index:-251655168;v-text-anchor:middle;mso-width-relative:page;mso-height-relative:page;" fillcolor="#F2F2F2 [3052]" filled="t" stroked="f" coordsize="21600,21600" arcsize="0.166666666666667" o:gfxdata="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">
                       <v:fill on="t" focussize="0,0"/>
@@ -10288,7 +10456,31 @@
                 <w:sz w:val="18"/>
                 <w:szCs w:val="18"/>
               </w:rPr>
-              <w:t>}}{%if a.hgvs_p!=”p.?”%} {{a.hgvs_p}}{%endif%}</w:t>
+              <w:t xml:space="preserve">}}{%if </w:t>
+            </w:r>
+            <w:proofErr w:type="spellStart"/>
+            <w:r>
+              <w:rPr>
+                <w:rFonts w:ascii="思源黑体 CN Bold" w:eastAsia="思源黑体 CN Bold" w:hAnsi="思源黑体 CN Bold"/>
+                <w:b/>
+                <w:bCs/>
+                <w:color w:val="FFFFFF" w:themeColor="background1"/>
+                <w:sz w:val="18"/>
+                <w:szCs w:val="18"/>
+              </w:rPr>
+              <w:t>a.hgvs_p</w:t>
+            </w:r>
+            <w:proofErr w:type="spellEnd"/>
+            <w:r>
+              <w:rPr>
+                <w:rFonts w:ascii="思源黑体 CN Bold" w:eastAsia="思源黑体 CN Bold" w:hAnsi="思源黑体 CN Bold"/>
+                <w:b/>
+                <w:bCs/>
+                <w:color w:val="FFFFFF" w:themeColor="background1"/>
+                <w:sz w:val="18"/>
+                <w:szCs w:val="18"/>
+              </w:rPr>
+              <w:t>!=”p.?”%} {{a.hgvs_p}}{%endif%}</w:t>
             </w:r>
           </w:p>
           <w:p>
@@ -11652,6 +11844,7 @@
                 <w:sz w:val="17"/>
                 <w:szCs w:val="17"/>
               </w:rPr>
+              <w:lastRenderedPageBreak/>
               <w:t>治疗策略</w:t>
             </w:r>
           </w:p>
@@ -11809,7 +12002,6 @@
           <w:sz w:val="24"/>
           <w:szCs w:val="24"/>
         </w:rPr>
-        <w:lastRenderedPageBreak/>
         <w:t>&gt;</w:t>
       </w:r>
       <w:r>
@@ -12502,7 +12694,31 @@
                 <w:sz w:val="18"/>
                 <w:szCs w:val="18"/>
               </w:rPr>
-              <w:t>}}{%if a.hgvs_p!=”p.?”%} {{a.hgvs_p}}{%endif%}</w:t>
+              <w:t xml:space="preserve">}}{%if </w:t>
+            </w:r>
+            <w:proofErr w:type="spellStart"/>
+            <w:r>
+              <w:rPr>
+                <w:rFonts w:ascii="思源黑体 CN Bold" w:eastAsia="思源黑体 CN Bold" w:hAnsi="思源黑体 CN Bold"/>
+                <w:b/>
+                <w:bCs/>
+                <w:color w:val="FFFFFF" w:themeColor="background1"/>
+                <w:sz w:val="18"/>
+                <w:szCs w:val="18"/>
+              </w:rPr>
+              <w:t>a.hgvs_p</w:t>
+            </w:r>
+            <w:proofErr w:type="spellEnd"/>
+            <w:r>
+              <w:rPr>
+                <w:rFonts w:ascii="思源黑体 CN Bold" w:eastAsia="思源黑体 CN Bold" w:hAnsi="思源黑体 CN Bold"/>
+                <w:b/>
+                <w:bCs/>
+                <w:color w:val="FFFFFF" w:themeColor="background1"/>
+                <w:sz w:val="18"/>
+                <w:szCs w:val="18"/>
+              </w:rPr>
+              <w:t>!=”p.?”%} {{a.hgvs_p}}{%endif%}</w:t>
             </w:r>
           </w:p>
           <w:p>
@@ -14627,7 +14843,27 @@
                 <w:sz w:val="17"/>
                 <w:szCs w:val="17"/>
               </w:rPr>
-              <w:t>}}{%if a.hgvs_p != “p.?”%} {{a.hgvs_p}}{%endif%}</w:t>
+              <w:t xml:space="preserve">}}{%if </w:t>
+            </w:r>
+            <w:proofErr w:type="spellStart"/>
+            <w:r>
+              <w:rPr>
+                <w:rFonts w:ascii="思源黑体 CN Normal" w:eastAsia="思源黑体 CN Normal" w:hAnsi="思源黑体 CN Normal" w:cs="Times New Roman"/>
+                <w:color w:val="000000"/>
+                <w:sz w:val="17"/>
+                <w:szCs w:val="17"/>
+              </w:rPr>
+              <w:t>a.hgvs_p</w:t>
+            </w:r>
+            <w:proofErr w:type="spellEnd"/>
+            <w:r>
+              <w:rPr>
+                <w:rFonts w:ascii="思源黑体 CN Normal" w:eastAsia="思源黑体 CN Normal" w:hAnsi="思源黑体 CN Normal" w:cs="Times New Roman"/>
+                <w:color w:val="000000"/>
+                <w:sz w:val="17"/>
+                <w:szCs w:val="17"/>
+              </w:rPr>
+              <w:t xml:space="preserve"> != “p.?”%} {{a.hgvs_p}}{%endif%}</w:t>
             </w:r>
           </w:p>
           <w:p>
@@ -15531,6 +15767,7 @@
                 <w:sz w:val="17"/>
                 <w:szCs w:val="17"/>
               </w:rPr>
+              <w:lastRenderedPageBreak/>
               <w:t xml:space="preserve">{%tr </w:t>
             </w:r>
             <w:proofErr w:type="spellStart"/>
@@ -20351,7 +20588,7 @@
     <w:p>
       <w:pPr>
         <w:spacing w:line="380" w:lineRule="exact"/>
-        <w:ind w:firstLineChars="200" w:firstLine="361"/>
+        <w:ind w:firstLineChars="200" w:firstLine="370"/>
         <w:rPr>
           <w:rFonts w:ascii="思源黑体 CN Normal" w:eastAsia="思源黑体 CN Normal" w:hAnsi="思源黑体 CN Normal"/>
           <w:sz w:val="18"/>
@@ -20703,7 +20940,7 @@
     <w:p>
       <w:pPr>
         <w:spacing w:line="380" w:lineRule="exact"/>
-        <w:ind w:firstLineChars="200" w:firstLine="361"/>
+        <w:ind w:firstLineChars="200" w:firstLine="370"/>
         <w:rPr>
           <w:rFonts w:ascii="思源黑体 CN Normal" w:eastAsia="思源黑体 CN Normal" w:hAnsi="思源黑体 CN Normal"/>
           <w:sz w:val="18"/>
@@ -21623,7 +21860,27 @@
                 <w:sz w:val="17"/>
                 <w:szCs w:val="17"/>
               </w:rPr>
-              <w:t>}}{%if a.hgvs_p != “p.?”%} {{a.hgvs_p}}{%endif%}</w:t>
+              <w:t xml:space="preserve">}}{%if </w:t>
+            </w:r>
+            <w:proofErr w:type="spellStart"/>
+            <w:r>
+              <w:rPr>
+                <w:rFonts w:ascii="思源黑体 CN Normal" w:eastAsia="思源黑体 CN Normal" w:hAnsi="思源黑体 CN Normal"/>
+                <w:color w:val="000000" w:themeColor="text1"/>
+                <w:sz w:val="17"/>
+                <w:szCs w:val="17"/>
+              </w:rPr>
+              <w:t>a.hgvs_p</w:t>
+            </w:r>
+            <w:proofErr w:type="spellEnd"/>
+            <w:r>
+              <w:rPr>
+                <w:rFonts w:ascii="思源黑体 CN Normal" w:eastAsia="思源黑体 CN Normal" w:hAnsi="思源黑体 CN Normal"/>
+                <w:color w:val="000000" w:themeColor="text1"/>
+                <w:sz w:val="17"/>
+                <w:szCs w:val="17"/>
+              </w:rPr>
+              <w:t xml:space="preserve"> != “p.?”%} {{a.hgvs_p}}{%endif%}</w:t>
             </w:r>
           </w:p>
           <w:p>
@@ -22238,7 +22495,17 @@
                 <w:sz w:val="17"/>
                 <w:szCs w:val="17"/>
               </w:rPr>
-              <w:t>{%p endif%}</w:t>
+              <w:t xml:space="preserve">{%p </w:t>
+            </w:r>
+            <w:r>
+              <w:rPr>
+                <w:rFonts w:ascii="思源黑体 CN Normal" w:eastAsia="思源黑体 CN Normal" w:hAnsi="思源黑体 CN Normal"/>
+                <w:color w:val="000000" w:themeColor="text1"/>
+                <w:sz w:val="17"/>
+                <w:szCs w:val="17"/>
+              </w:rPr>
+              <w:lastRenderedPageBreak/>
+              <w:t>endif%}</w:t>
             </w:r>
           </w:p>
           <w:p>
@@ -22285,6 +22552,7 @@
                 <w:sz w:val="17"/>
                 <w:szCs w:val="17"/>
               </w:rPr>
+              <w:lastRenderedPageBreak/>
               <w:t xml:space="preserve">{%p if </w:t>
             </w:r>
             <w:proofErr w:type="spellStart"/>
@@ -22842,7 +23110,7 @@
           <w:sz w:val="16"/>
           <w:szCs w:val="16"/>
         </w:rPr>
-        <w:t>本报告中胚系变异解读遵循美国医学遗传学和基因组学学会（</w:t>
+        <w:t>本报告中胚系变异解读遵循</w:t>
       </w:r>
       <w:r>
         <w:rPr>
@@ -22851,7 +23119,150 @@
           <w:sz w:val="16"/>
           <w:szCs w:val="16"/>
         </w:rPr>
-        <w:t>the American College of Medical Genetics，ACMG）、分子病理协会（the Association for Molecular Pathology，AMP）、美国病理学家学会（the College of American Pathologists，CAP）发布的《遗传变异分类标准与指南》（2015年版），遗传变异分为5个等级：致病性、疑似致病性、意义不明确、疑似良性、良性。报告中仅列出解读为致病性、疑似致病性、意</w:t>
+        <w:t>{{</w:t>
+      </w:r>
+      <w:proofErr w:type="spellStart"/>
+      <w:r>
+        <w:rPr>
+          <w:rFonts w:ascii="思源黑体 CN Normal" w:eastAsia="思源黑体 CN Normal" w:hAnsi="思源黑体 CN Normal"/>
+          <w:color w:val="000000"/>
+          <w:sz w:val="16"/>
+          <w:szCs w:val="16"/>
+        </w:rPr>
+        <w:t>sample.association.ACMG</w:t>
+      </w:r>
+      <w:proofErr w:type="spellEnd"/>
+      <w:r>
+        <w:rPr>
+          <w:rFonts w:ascii="思源黑体 CN Normal" w:eastAsia="思源黑体 CN Normal" w:hAnsi="思源黑体 CN Normal"/>
+          <w:color w:val="000000"/>
+          <w:sz w:val="16"/>
+          <w:szCs w:val="16"/>
+        </w:rPr>
+        <w:t>}}</w:t>
+      </w:r>
+      <w:r>
+        <w:rPr>
+          <w:rFonts w:ascii="思源黑体 CN Normal" w:eastAsia="思源黑体 CN Normal" w:hAnsi="思源黑体 CN Normal"/>
+          <w:color w:val="000000"/>
+          <w:sz w:val="16"/>
+          <w:szCs w:val="16"/>
+        </w:rPr>
+        <w:t>、</w:t>
+      </w:r>
+      <w:r>
+        <w:rPr>
+          <w:rFonts w:ascii="思源黑体 CN Normal" w:eastAsia="思源黑体 CN Normal" w:hAnsi="思源黑体 CN Normal"/>
+          <w:color w:val="000000"/>
+          <w:sz w:val="16"/>
+          <w:szCs w:val="16"/>
+        </w:rPr>
+        <w:t>{{</w:t>
+      </w:r>
+      <w:proofErr w:type="spellStart"/>
+      <w:r>
+        <w:rPr>
+          <w:rFonts w:ascii="思源黑体 CN Normal" w:eastAsia="思源黑体 CN Normal" w:hAnsi="思源黑体 CN Normal"/>
+          <w:color w:val="000000"/>
+          <w:sz w:val="16"/>
+          <w:szCs w:val="16"/>
+        </w:rPr>
+        <w:t>sample.association.AMP</w:t>
+      </w:r>
+      <w:proofErr w:type="spellEnd"/>
+      <w:r>
+        <w:rPr>
+          <w:rFonts w:ascii="思源黑体 CN Normal" w:eastAsia="思源黑体 CN Normal" w:hAnsi="思源黑体 CN Normal"/>
+          <w:color w:val="000000"/>
+          <w:sz w:val="16"/>
+          <w:szCs w:val="16"/>
+        </w:rPr>
+        <w:t>}}</w:t>
+      </w:r>
+      <w:r>
+        <w:rPr>
+          <w:rFonts w:ascii="思源黑体 CN Normal" w:eastAsia="思源黑体 CN Normal" w:hAnsi="思源黑体 CN Normal"/>
+          <w:color w:val="000000"/>
+          <w:sz w:val="16"/>
+          <w:szCs w:val="16"/>
+        </w:rPr>
+        <w:t>、</w:t>
+      </w:r>
+      <w:r>
+        <w:rPr>
+          <w:rFonts w:ascii="思源黑体 CN Normal" w:eastAsia="思源黑体 CN Normal" w:hAnsi="思源黑体 CN Normal"/>
+          <w:color w:val="000000"/>
+          <w:sz w:val="16"/>
+          <w:szCs w:val="16"/>
+        </w:rPr>
+        <w:t>{{</w:t>
+      </w:r>
+      <w:proofErr w:type="spellStart"/>
+      <w:r>
+        <w:rPr>
+          <w:rFonts w:ascii="思源黑体 CN Normal" w:eastAsia="思源黑体 CN Normal" w:hAnsi="思源黑体 CN Normal"/>
+          <w:color w:val="000000"/>
+          <w:sz w:val="16"/>
+          <w:szCs w:val="16"/>
+        </w:rPr>
+        <w:t>sample.association.CAP</w:t>
+      </w:r>
+      <w:proofErr w:type="spellEnd"/>
+      <w:r>
+        <w:rPr>
+          <w:rFonts w:ascii="思源黑体 CN Normal" w:eastAsia="思源黑体 CN Normal" w:hAnsi="思源黑体 CN Normal"/>
+          <w:color w:val="000000"/>
+          <w:sz w:val="16"/>
+          <w:szCs w:val="16"/>
+        </w:rPr>
+        <w:t>}}</w:t>
+      </w:r>
+      <w:r>
+        <w:rPr>
+          <w:rFonts w:ascii="思源黑体 CN Normal" w:eastAsia="思源黑体 CN Normal" w:hAnsi="思源黑体 CN Normal"/>
+          <w:color w:val="000000"/>
+          <w:sz w:val="16"/>
+          <w:szCs w:val="16"/>
+        </w:rPr>
+        <w:t>发布的</w:t>
+      </w:r>
+      <w:r>
+        <w:rPr>
+          <w:rFonts w:ascii="思源黑体 CN Normal" w:eastAsia="思源黑体 CN Normal" w:hAnsi="思源黑体 CN Normal"/>
+          <w:color w:val="000000"/>
+          <w:sz w:val="16"/>
+          <w:szCs w:val="16"/>
+        </w:rPr>
+        <w:t>{{</w:t>
+      </w:r>
+      <w:proofErr w:type="spellStart"/>
+      <w:r>
+        <w:rPr>
+          <w:rFonts w:ascii="思源黑体 CN Normal" w:eastAsia="思源黑体 CN Normal" w:hAnsi="思源黑体 CN Normal"/>
+          <w:color w:val="000000"/>
+          <w:sz w:val="16"/>
+          <w:szCs w:val="16"/>
+        </w:rPr>
+        <w:t>sample.guideline.germline_var</w:t>
+      </w:r>
+      <w:proofErr w:type="spellEnd"/>
+      <w:r>
+        <w:rPr>
+          <w:rFonts w:ascii="思源黑体 CN Normal" w:eastAsia="思源黑体 CN Normal" w:hAnsi="思源黑体 CN Normal"/>
+          <w:color w:val="000000"/>
+          <w:sz w:val="16"/>
+          <w:szCs w:val="16"/>
+        </w:rPr>
+        <w:t>}}</w:t>
+      </w:r>
+      <w:r>
+        <w:rPr>
+          <w:rFonts w:ascii="思源黑体 CN Normal" w:eastAsia="思源黑体 CN Normal" w:hAnsi="思源黑体 CN Normal"/>
+          <w:color w:val="000000"/>
+          <w:sz w:val="16"/>
+          <w:szCs w:val="16"/>
+        </w:rPr>
+        <w:t>，遗传变异分为5个等级：致病性、疑似致病性、意义不明确、疑似良性、良性。报告中仅列出解读为致病性、疑似致病性、意</w:t>
       </w:r>
       <w:r>
         <w:rPr>
@@ -22883,7 +23294,6 @@
           <w:sz w:val="16"/>
           <w:szCs w:val="16"/>
         </w:rPr>
-        <w:lastRenderedPageBreak/>
         <w:t>胚系变异在基因型处填写杂合或纯合，分别表示丰度在50％或100％左右；胚系大片段重排变异在基因型处填写“/”，表示无法区分杂合或纯合。</w:t>
       </w:r>
     </w:p>
@@ -23706,7 +24116,27 @@
                 <w:sz w:val="18"/>
                 <w:szCs w:val="18"/>
               </w:rPr>
-              <w:t>}}{%if a.hgvs_p!=”p.?”%} {{a.hgvs_p}}{%endif%}</w:t>
+              <w:t xml:space="preserve">}}{%if </w:t>
+            </w:r>
+            <w:proofErr w:type="spellStart"/>
+            <w:r>
+              <w:rPr>
+                <w:rFonts w:ascii="思源黑体 CN Bold" w:eastAsia="思源黑体 CN Bold" w:hAnsi="思源黑体 CN Bold"/>
+                <w:color w:val="FFFFFF" w:themeColor="background1"/>
+                <w:sz w:val="18"/>
+                <w:szCs w:val="18"/>
+              </w:rPr>
+              <w:t>a.hgvs_p</w:t>
+            </w:r>
+            <w:proofErr w:type="spellEnd"/>
+            <w:r>
+              <w:rPr>
+                <w:rFonts w:ascii="思源黑体 CN Bold" w:eastAsia="思源黑体 CN Bold" w:hAnsi="思源黑体 CN Bold"/>
+                <w:color w:val="FFFFFF" w:themeColor="background1"/>
+                <w:sz w:val="18"/>
+                <w:szCs w:val="18"/>
+              </w:rPr>
+              <w:t>!=”p.?”%} {{a.hgvs_p}}{%endif%}</w:t>
             </w:r>
           </w:p>
           <w:p>
@@ -25376,6 +25806,7 @@
                 <w:sz w:val="18"/>
                 <w:szCs w:val="18"/>
               </w:rPr>
+              <w:lastRenderedPageBreak/>
               <w:t>-</w:t>
             </w:r>
           </w:p>
@@ -25634,7 +26065,6 @@
                 <w:sz w:val="17"/>
                 <w:szCs w:val="17"/>
               </w:rPr>
-              <w:lastRenderedPageBreak/>
               <w:t>遗传风险</w:t>
             </w:r>
           </w:p>
@@ -26447,7 +26877,27 @@
                 <w:sz w:val="18"/>
                 <w:szCs w:val="18"/>
               </w:rPr>
-              <w:t>}}{%if a.hgvs_p!=”p.?”%} {{a.hgvs_p}}{%endif%}</w:t>
+              <w:t xml:space="preserve">}}{%if </w:t>
+            </w:r>
+            <w:proofErr w:type="spellStart"/>
+            <w:r>
+              <w:rPr>
+                <w:rFonts w:ascii="思源黑体 CN Bold" w:eastAsia="思源黑体 CN Bold" w:hAnsi="思源黑体 CN Bold"/>
+                <w:color w:val="FFFFFF" w:themeColor="background1"/>
+                <w:sz w:val="18"/>
+                <w:szCs w:val="18"/>
+              </w:rPr>
+              <w:t>a.hgvs_p</w:t>
+            </w:r>
+            <w:proofErr w:type="spellEnd"/>
+            <w:r>
+              <w:rPr>
+                <w:rFonts w:ascii="思源黑体 CN Bold" w:eastAsia="思源黑体 CN Bold" w:hAnsi="思源黑体 CN Bold"/>
+                <w:color w:val="FFFFFF" w:themeColor="background1"/>
+                <w:sz w:val="18"/>
+                <w:szCs w:val="18"/>
+              </w:rPr>
+              <w:t>!=”p.?”%} {{a.hgvs_p}}{%endif%}</w:t>
             </w:r>
           </w:p>
           <w:p>
@@ -33150,10 +33600,6 @@
 </file>
 
 <file path=customXml/item1.xml><?xml version="1.0" encoding="utf-8"?>
-<b:Sources xmlns:b="http://schemas.openxmlformats.org/officeDocument/2006/bibliography" xmlns="http://schemas.openxmlformats.org/officeDocument/2006/bibliography" SelectedStyle="\APASixthEditionOfficeOnline.xsl" StyleName="APA" Version="6"/>
-</file>
-
-<file path=customXml/item2.xml><?xml version="1.0" encoding="utf-8"?>
 <s:customData xmlns="http://www.wps.cn/officeDocument/2013/wpsCustomData" xmlns:s="http://www.wps.cn/officeDocument/2013/wpsCustomData">
   <customSectProps>
     <customSectPr/>
@@ -33172,18 +33618,22 @@
 </s:customData>
 </file>
 
+<file path=customXml/item2.xml><?xml version="1.0" encoding="utf-8"?>
+<b:Sources xmlns:b="http://schemas.openxmlformats.org/officeDocument/2006/bibliography" xmlns="http://schemas.openxmlformats.org/officeDocument/2006/bibliography" SelectedStyle="\APASixthEditionOfficeOnline.xsl" StyleName="APA" Version="6"/>
+</file>
+
 <file path=customXml/itemProps1.xml><?xml version="1.0" encoding="utf-8"?>
+<ds:datastoreItem xmlns:ds="http://schemas.openxmlformats.org/officeDocument/2006/customXml" ds:itemID="{B1977F7D-205B-4081-913C-38D41E755F92}">
+  <ds:schemaRefs>
+    <ds:schemaRef ds:uri="http://www.wps.cn/officeDocument/2013/wpsCustomData"/>
+  </ds:schemaRefs>
+</ds:datastoreItem>
+</file>
+
+<file path=customXml/itemProps2.xml><?xml version="1.0" encoding="utf-8"?>
 <ds:datastoreItem xmlns:ds="http://schemas.openxmlformats.org/officeDocument/2006/customXml" ds:itemID="{770B4A3F-A561-4017-BC7B-DA05B45F0203}">
   <ds:schemaRefs>
     <ds:schemaRef ds:uri="http://schemas.openxmlformats.org/officeDocument/2006/bibliography"/>
   </ds:schemaRefs>
 </ds:datastoreItem>
-</file>
-
-<file path=customXml/itemProps2.xml><?xml version="1.0" encoding="utf-8"?>
-<ds:datastoreItem xmlns:ds="http://schemas.openxmlformats.org/officeDocument/2006/customXml" ds:itemID="{B1977F7D-205B-4081-913C-38D41E755F92}">
-  <ds:schemaRefs>
-    <ds:schemaRef ds:uri="http://www.wps.cn/officeDocument/2013/wpsCustomData"/>
-  </ds:schemaRefs>
-</ds:datastoreItem>
 </file>